--- a/entry/src/main/resources/rawfile/onlyoffice/templates/empty.docx
+++ b/entry/src/main/resources/rawfile/onlyoffice/templates/empty.docx
@@ -13,4 +13,31 @@
     </w:sectPr>
   </w:body>
 </w:document>
+</file>
+
+<file path=word/styles.xml><?xml version="1.0" encoding="utf-8"?>
+<w:styles xmlns:w="http://schemas.openxmlformats.org/wordprocessingml/2006/main">
+  <w:docDefaults>
+    <w:rPrDefault>
+      <w:rPr>
+        <w:rFonts w:ascii="Arial" w:eastAsia="SimSun" w:hAnsi="Arial" w:cs="Arial"/>
+        <w:sz w:val="22"/>
+        <w:szCs w:val="22"/>
+        <w:lang w:val="zh-CN" w:eastAsia="zh-CN" w:bidi="ar-SA"/>
+      </w:rPr>
+    </w:rPrDefault>
+    <w:pPrDefault>
+      <w:pPr>
+        <w:pBdr>
+          <w:top w:val="none" w:sz="4" w:space="0" w:color="000000"/>
+          <w:left w:val="none" w:sz="4" w:space="0" w:color="000000"/>
+          <w:bottom w:val="none" w:sz="4" w:space="0" w:color="000000"/>
+          <w:right w:val="none" w:sz="4" w:space="0" w:color="000000"/>
+          <w:between w:val="none" w:sz="4" w:space="0" w:color="000000"/>
+        </w:pBdr>
+        <w:spacing w:after="200" w:line="276" w:lineRule="auto"/>
+      </w:pPr>
+    </w:pPrDefault>
+  </w:docDefaults>
+</w:styles>
 </file>